--- a/docs/Informe_Vulnerabilidades_MINTIC.docx
+++ b/docs/Informe_Vulnerabilidades_MINTIC.docx
@@ -19,6 +19,11 @@
     </w:p>
     <w:p>
       <w:pPr>
+        <w:spacing w:after="80" w:before="80"/>
+      </w:pPr>
+    </w:p>
+    <w:p>
+      <w:pPr>
         <w:spacing w:after="200" w:before="0"/>
         <w:jc w:val="center"/>
       </w:pPr>
@@ -28,62 +33,15 @@
           <w:b/>
           <w:bCs/>
           <w:color w:val="1B3A6B"/>
-          <w:sz w:val="48"/>
-          <w:szCs w:val="48"/>
-        </w:rPr>
-        <w:t xml:space="preserve">MINTIC</w:t>
-      </w:r>
-    </w:p>
-    <w:p>
-      <w:pPr>
-        <w:spacing w:after="80" w:before="0"/>
-        <w:jc w:val="center"/>
-      </w:pPr>
-      <w:r>
-        <w:rPr>
-          <w:rFonts w:ascii="Calibri" w:cs="Calibri" w:eastAsia="Calibri" w:hAnsi="Calibri"/>
-          <w:i/>
-          <w:iCs/>
-          <w:color w:val="0D7E3C"/>
-          <w:sz w:val="24"/>
-          <w:szCs w:val="24"/>
-        </w:rPr>
-        <w:t xml:space="preserve">Programa Conecta Región Caribe</w:t>
-      </w:r>
-    </w:p>
-    <w:p>
-      <w:pPr>
-        <w:pBdr>
-          <w:bottom w:val="single" w:color="CCCCCC" w:sz="4"/>
-        </w:pBdr>
-        <w:spacing w:after="120" w:before="120"/>
-      </w:pPr>
-    </w:p>
-    <w:p>
-      <w:pPr>
-        <w:spacing w:after="80" w:before="80"/>
-      </w:pPr>
-    </w:p>
-    <w:p>
-      <w:pPr>
-        <w:spacing w:after="160" w:before="160"/>
-        <w:jc w:val="center"/>
-      </w:pPr>
-      <w:r>
-        <w:rPr>
-          <w:rFonts w:ascii="Calibri" w:cs="Calibri" w:eastAsia="Calibri" w:hAnsi="Calibri"/>
-          <w:b/>
-          <w:bCs/>
-          <w:color w:val="1B3A6B"/>
-          <w:sz w:val="40"/>
-          <w:szCs w:val="40"/>
-        </w:rPr>
-        <w:t xml:space="preserve">Informe de Vulnerabilidades y Seguridad</w:t>
-      </w:r>
-    </w:p>
-    <w:p>
-      <w:pPr>
-        <w:spacing w:after="320" w:before="0"/>
+          <w:sz w:val="44"/>
+          <w:szCs w:val="44"/>
+        </w:rPr>
+        <w:t xml:space="preserve">Informe de Vulnerabilidades</w:t>
+      </w:r>
+    </w:p>
+    <w:p>
+      <w:pPr>
+        <w:spacing w:after="480" w:before="0"/>
         <w:jc w:val="center"/>
       </w:pPr>
       <w:r>
@@ -100,130 +58,6 @@
     </w:p>
     <w:p>
       <w:pPr>
-        <w:spacing w:after="80" w:before="80"/>
-      </w:pPr>
-    </w:p>
-    <w:p>
-      <w:pPr>
-        <w:spacing w:after="80" w:before="80"/>
-      </w:pPr>
-    </w:p>
-    <w:p>
-      <w:pPr>
-        <w:spacing w:after="60" w:before="60"/>
-        <w:jc w:val="center"/>
-      </w:pPr>
-      <w:r>
-        <w:rPr>
-          <w:rFonts w:ascii="Calibri" w:cs="Calibri" w:eastAsia="Calibri" w:hAnsi="Calibri"/>
-          <w:b/>
-          <w:bCs/>
-          <w:color w:val="1B3A6B"/>
-          <w:sz w:val="20"/>
-          <w:szCs w:val="20"/>
-        </w:rPr>
-        <w:t xml:space="preserve">Fecha de análisis:  </w:t>
-      </w:r>
-      <w:r>
-        <w:rPr>
-          <w:rFonts w:ascii="Calibri" w:cs="Calibri" w:eastAsia="Calibri" w:hAnsi="Calibri"/>
-          <w:color w:val="1A1A1A"/>
-          <w:sz w:val="20"/>
-          <w:szCs w:val="20"/>
-        </w:rPr>
-        <w:t xml:space="preserve">23 de abril de 2026</w:t>
-      </w:r>
-    </w:p>
-    <w:p>
-      <w:pPr>
-        <w:spacing w:after="60" w:before="60"/>
-        <w:jc w:val="center"/>
-      </w:pPr>
-      <w:r>
-        <w:rPr>
-          <w:rFonts w:ascii="Calibri" w:cs="Calibri" w:eastAsia="Calibri" w:hAnsi="Calibri"/>
-          <w:b/>
-          <w:bCs/>
-          <w:color w:val="1B3A6B"/>
-          <w:sz w:val="20"/>
-          <w:szCs w:val="20"/>
-        </w:rPr>
-        <w:t xml:space="preserve">Fecha de remediación:  </w:t>
-      </w:r>
-      <w:r>
-        <w:rPr>
-          <w:rFonts w:ascii="Calibri" w:cs="Calibri" w:eastAsia="Calibri" w:hAnsi="Calibri"/>
-          <w:color w:val="1A1A1A"/>
-          <w:sz w:val="20"/>
-          <w:szCs w:val="20"/>
-        </w:rPr>
-        <w:t xml:space="preserve">23 de abril de 2026</w:t>
-      </w:r>
-    </w:p>
-    <w:p>
-      <w:pPr>
-        <w:spacing w:after="60" w:before="60"/>
-        <w:jc w:val="center"/>
-      </w:pPr>
-      <w:r>
-        <w:rPr>
-          <w:rFonts w:ascii="Calibri" w:cs="Calibri" w:eastAsia="Calibri" w:hAnsi="Calibri"/>
-          <w:b/>
-          <w:bCs/>
-          <w:color w:val="1B3A6B"/>
-          <w:sz w:val="20"/>
-          <w:szCs w:val="20"/>
-        </w:rPr>
-        <w:t xml:space="preserve">Metodología:  </w:t>
-      </w:r>
-      <w:r>
-        <w:rPr>
-          <w:rFonts w:ascii="Calibri" w:cs="Calibri" w:eastAsia="Calibri" w:hAnsi="Calibri"/>
-          <w:color w:val="1A1A1A"/>
-          <w:sz w:val="20"/>
-          <w:szCs w:val="20"/>
-        </w:rPr>
-        <w:t xml:space="preserve">Revisión estática de código (SAST) + análisis de arquitectura</w:t>
-      </w:r>
-    </w:p>
-    <w:p>
-      <w:pPr>
-        <w:spacing w:after="60" w:before="60"/>
-        <w:jc w:val="center"/>
-      </w:pPr>
-      <w:r>
-        <w:rPr>
-          <w:rFonts w:ascii="Calibri" w:cs="Calibri" w:eastAsia="Calibri" w:hAnsi="Calibri"/>
-          <w:b/>
-          <w:bCs/>
-          <w:color w:val="1B3A6B"/>
-          <w:sz w:val="20"/>
-          <w:szCs w:val="20"/>
-        </w:rPr>
-        <w:t xml:space="preserve">Clasificación:  </w:t>
-      </w:r>
-      <w:r>
-        <w:rPr>
-          <w:rFonts w:ascii="Calibri" w:cs="Calibri" w:eastAsia="Calibri" w:hAnsi="Calibri"/>
-          <w:color w:val="1A1A1A"/>
-          <w:sz w:val="20"/>
-          <w:szCs w:val="20"/>
-        </w:rPr>
-        <w:t xml:space="preserve">CONFIDENCIAL — Solo para equipo técnico evaluador</w:t>
-      </w:r>
-    </w:p>
-    <w:p>
-      <w:pPr>
-        <w:spacing w:after="80" w:before="80"/>
-      </w:pPr>
-    </w:p>
-    <w:p>
-      <w:pPr>
-        <w:spacing w:after="80" w:before="80"/>
-      </w:pPr>
-    </w:p>
-    <w:p>
-      <w:pPr>
         <w:pBdr>
           <w:bottom w:val="single" w:color="CCCCCC" w:sz="4"/>
         </w:pBdr>
@@ -232,7 +66,12 @@
     </w:p>
     <w:p>
       <w:pPr>
-        <w:spacing w:after="0" w:before="80"/>
+        <w:spacing w:after="80" w:before="80"/>
+      </w:pPr>
+    </w:p>
+    <w:p>
+      <w:pPr>
+        <w:spacing w:after="80" w:before="80"/>
         <w:jc w:val="center"/>
       </w:pPr>
       <w:r>
@@ -240,11 +79,72 @@
           <w:rFonts w:ascii="Calibri" w:cs="Calibri" w:eastAsia="Calibri" w:hAnsi="Calibri"/>
           <w:b/>
           <w:bCs/>
-          <w:color w:val="C0392B"/>
-          <w:sz w:val="18"/>
-          <w:szCs w:val="18"/>
-        </w:rPr>
-        <w:t xml:space="preserve">CONFIDENCIAL — Uso exclusivo del equipo técnico evaluador</w:t>
+          <w:color w:val="1B3A6B"/>
+          <w:sz w:val="20"/>
+          <w:szCs w:val="20"/>
+        </w:rPr>
+        <w:t xml:space="preserve">Fecha de análisis:  </w:t>
+      </w:r>
+      <w:r>
+        <w:rPr>
+          <w:rFonts w:ascii="Calibri" w:cs="Calibri" w:eastAsia="Calibri" w:hAnsi="Calibri"/>
+          <w:color w:val="1A1A1A"/>
+          <w:sz w:val="20"/>
+          <w:szCs w:val="20"/>
+        </w:rPr>
+        <w:t xml:space="preserve">23 de abril de 2026</w:t>
+      </w:r>
+    </w:p>
+    <w:p>
+      <w:pPr>
+        <w:spacing w:after="80" w:before="80"/>
+        <w:jc w:val="center"/>
+      </w:pPr>
+      <w:r>
+        <w:rPr>
+          <w:rFonts w:ascii="Calibri" w:cs="Calibri" w:eastAsia="Calibri" w:hAnsi="Calibri"/>
+          <w:b/>
+          <w:bCs/>
+          <w:color w:val="1B3A6B"/>
+          <w:sz w:val="20"/>
+          <w:szCs w:val="20"/>
+        </w:rPr>
+        <w:t xml:space="preserve">Fecha de remediación:  </w:t>
+      </w:r>
+      <w:r>
+        <w:rPr>
+          <w:rFonts w:ascii="Calibri" w:cs="Calibri" w:eastAsia="Calibri" w:hAnsi="Calibri"/>
+          <w:color w:val="1A1A1A"/>
+          <w:sz w:val="20"/>
+          <w:szCs w:val="20"/>
+        </w:rPr>
+        <w:t xml:space="preserve">23 de abril de 2026</w:t>
+      </w:r>
+    </w:p>
+    <w:p>
+      <w:pPr>
+        <w:spacing w:after="80" w:before="80"/>
+        <w:jc w:val="center"/>
+      </w:pPr>
+      <w:r>
+        <w:rPr>
+          <w:rFonts w:ascii="Calibri" w:cs="Calibri" w:eastAsia="Calibri" w:hAnsi="Calibri"/>
+          <w:b/>
+          <w:bCs/>
+          <w:color w:val="1B3A6B"/>
+          <w:sz w:val="20"/>
+          <w:szCs w:val="20"/>
+        </w:rPr>
+        <w:t xml:space="preserve">Metodología:  </w:t>
+      </w:r>
+      <w:r>
+        <w:rPr>
+          <w:rFonts w:ascii="Calibri" w:cs="Calibri" w:eastAsia="Calibri" w:hAnsi="Calibri"/>
+          <w:color w:val="1A1A1A"/>
+          <w:sz w:val="20"/>
+          <w:szCs w:val="20"/>
+        </w:rPr>
+        <w:t xml:space="preserve">Revisión estática de código (SAST) + análisis de arquitectura</w:t>
       </w:r>
     </w:p>
     <w:p>
@@ -2306,7 +2206,7 @@
           <w:sz w:val="20"/>
           <w:szCs w:val="20"/>
         </w:rPr>
-        <w:t xml:space="preserve">Se instaló file-type@16 (última versión CommonJS) y se implementó validateMagicBytes() que, tras guardar el archivo, lee los primeros bytes reales y verifica que coincidan con el tipo MIME declarado. En questionnaire.js se omiten text/plain y text/csv que carecen de magic bytes definidos.</w:t>
+        <w:t xml:space="preserve">Se instaló file-type@16 (última versión CommonJS) y se implementó validateMagicBytes() que, tras guardar el archivo, lee los primeros bytes reales y verifica que coincidan con el tipo MIME declarado.</w:t>
       </w:r>
     </w:p>
     <w:p>
@@ -2485,7 +2385,7 @@
           <w:sz w:val="20"/>
           <w:szCs w:val="20"/>
         </w:rPr>
-        <w:t xml:space="preserve">Se aplicó la misma sanitización ya presente en submissions.js: eliminación de caracteres de control (\r\n, comillas, backslash) y codificación del nombre con RFC 5987 (filename*=UTF-8...).</w:t>
+        <w:t xml:space="preserve">Se aplicó la misma sanitización ya presente en submissions.js: eliminación de caracteres de control y codificación del nombre con RFC 5987 (filename*=UTF-8...).</w:t>
       </w:r>
     </w:p>
     <w:p>
@@ -2629,7 +2529,7 @@
           <w:sz w:val="20"/>
           <w:szCs w:val="20"/>
         </w:rPr>
-        <w:t xml:space="preserve">No existía un límite específico para los endpoints de subida de archivos, permitiendo a un usuario autenticado enviar archivos masivamente, consumiendo recursos de CPU (procesamiento PDF) y espacio en disco.</w:t>
+        <w:t xml:space="preserve">No existía un límite específico para los endpoints de subida de archivos, permitiendo a un usuario autenticado enviar archivos masivamente, consumiendo recursos de CPU y espacio en disco.</w:t>
       </w:r>
     </w:p>
     <w:p>
@@ -3225,7 +3125,7 @@
           <w:sz w:val="20"/>
           <w:szCs w:val="20"/>
         </w:rPr>
-        <w:t xml:space="preserve">El aplicativo usa console.error() y console.log(). Se recomienda integrar Winston o Pino con logs estructurados en formato JSON para producción, registrando intentos de login fallidos, accesos denegados y errores de validación.</w:t>
+        <w:t xml:space="preserve">Se recomienda integrar Winston o Pino con logs estructurados en formato JSON para producción, registrando intentos de login fallidos, accesos denegados y errores de validación.</w:t>
       </w:r>
     </w:p>
     <w:p>
@@ -3345,7 +3245,7 @@
           <w:sz w:val="20"/>
           <w:szCs w:val="20"/>
         </w:rPr>
-        <w:t xml:space="preserve">En caso de compromiso del secreto, se requiere reinicio del servidor con nuevo JWT_SECRET (lo que invalida todas las sesiones activas). Para versiones futuras se recomienda evaluar RS256 (claves asimétricas) para permitir rotación sin interrupción de sesiones.</w:t>
+        <w:t xml:space="preserve">En caso de compromiso del secreto, se requiere reinicio del servidor con nuevo JWT_SECRET. Para versiones futuras se recomienda evaluar RS256 (claves asimétricas) para permitir rotación sin interrupción de sesiones.</w:t>
       </w:r>
     </w:p>
     <w:p>
@@ -4442,7 +4342,7 @@
                 <w:sz w:val="20"/>
                 <w:szCs w:val="20"/>
               </w:rPr>
-              <w:t xml:space="preserve">Validación de magic bytes (contenido real del archivo)</w:t>
+              <w:t xml:space="preserve">Validación de magic bytes</w:t>
             </w:r>
           </w:p>
         </w:tc>
@@ -4951,7 +4851,7 @@
                 <w:sz w:val="20"/>
                 <w:szCs w:val="20"/>
               </w:rPr>
-              <w:t xml:space="preserve">✗ No implementado (fuera de alcance)</w:t>
+              <w:t xml:space="preserve">✗ Fuera de alcance</w:t>
             </w:r>
           </w:p>
         </w:tc>
@@ -5011,7 +4911,7 @@
                 <w:sz w:val="20"/>
                 <w:szCs w:val="20"/>
               </w:rPr>
-              <w:t xml:space="preserve">✗ No implementado (fuera de alcance)</w:t>
+              <w:t xml:space="preserve">✗ Fuera de alcance</w:t>
             </w:r>
           </w:p>
         </w:tc>
@@ -5038,7 +4938,7 @@
           <w:sz w:val="20"/>
           <w:szCs w:val="20"/>
         </w:rPr>
-        <w:t xml:space="preserve">Informe generado por análisis estático de código — MINTIC — Abril 2026</w:t>
+        <w:t xml:space="preserve">Informe de Vulnerabilidades — MINTIC — Abril 2026</w:t>
       </w:r>
     </w:p>
     <w:sectPr>
